--- a/블로그_개발일지_2026-07-15.docx
+++ b/블로그_개발일지_2026-07-15.docx
@@ -173,7 +173,22 @@
         <w:rPr>
           <w:color w:val="1E7E34"/>
         </w:rPr>
-        <w:t>EIP는 인스턴스에 '붙어 있는 동안'은 무료고, 붙이지 않고 놀리면 오히려 요금이 붙는다(희소자원이라 방치를 막으려는 과금). 그리고 인프라 설정에서 주소를 하드코딩하지 말고 '리소스 참조'로 쓰면, 값이 바뀌어도 코드가 알아서 따라간다 — 이게 IaC(코드로 인프라 관리)의 핵심 이득이다.</w:t>
+        <w:t>인프라 설정에서 주소를 하드코딩하지 말고 '리소스 참조'로 쓰면, 값이 바뀌어도 코드가 알아서 따라간다 — 이게 IaC(코드로 인프라 관리)의 핵심 이득이다.</w:t>
+      </w:r>
+    </w:p>
+    <w:p>
+      <w:pPr>
+        <w:ind w:left="240"/>
+      </w:pPr>
+      <w:r>
+        <w:rPr>
+          <w:b/>
+          <w:color w:val="C0392B"/>
+        </w:rPr>
+        <w:t xml:space="preserve">[2026-07-17 추가] 이 결정은 이틀 뒤 되돌렸다  </w:t>
+      </w:r>
+      <w:r>
+        <w:t>① 요금: 2024년 2월부터 '모든 퍼블릭 IPv4'가 시간당 $0.005다. 즉 EIP를 써도 안 써도 켜져 있는 동안 값은 같고(프리티어 12개월은 월 750시간 무료라 지금은 $0), EIP는 '정지된 인스턴스에 붙어 있으면' 과금된다. ② 그래서 EIP를 뺐는데, 빼는 과정에서 더 중요한 걸 발견했다 — IP를 놓으면 그 주소는 남에게 배정되고, 오리진에 남은 옛 호스트명이 그 남의 서버를 가리키게 된다(dangling origin). 자세한 건 2026-07-17 일지 참고.</w:t>
       </w:r>
     </w:p>
     <w:p>
